--- a/C语言小技巧.docx
+++ b/C语言小技巧.docx
@@ -404,6 +404,34 @@
         </w:numPr>
         <w:ind w:firstLine="420" w:firstLineChars="0"/>
         <w:rPr>
+          <w:rFonts w:hint="eastAsia" w:asciiTheme="minorEastAsia" w:hAnsiTheme="minorEastAsia" w:cstheme="minorEastAsia"/>
+          <w:b w:val="0"/>
+          <w:bCs w:val="0"/>
+          <w:sz w:val="24"/>
+          <w:szCs w:val="24"/>
+          <w:lang w:val="en-US" w:eastAsia="zh-CN"/>
+        </w:rPr>
+      </w:pPr>
+      <w:r>
+        <w:rPr>
+          <w:rFonts w:hint="eastAsia" w:asciiTheme="minorEastAsia" w:hAnsiTheme="minorEastAsia" w:cstheme="minorEastAsia"/>
+          <w:b w:val="0"/>
+          <w:bCs w:val="0"/>
+          <w:sz w:val="24"/>
+          <w:szCs w:val="24"/>
+          <w:lang w:val="en-US" w:eastAsia="zh-CN"/>
+        </w:rPr>
+        <w:t>这样设计函数就可以很容易的封装了，需要注意的是调用时记得要用取地址符号‘&amp;’,在函数里用参数时要记得普通变量带上“*”,结构体则用“-&gt;”;</w:t>
+      </w:r>
+    </w:p>
+    <w:p>
+      <w:pPr>
+        <w:numPr>
+          <w:ilvl w:val="0"/>
+          <w:numId w:val="0"/>
+        </w:numPr>
+        <w:ind w:firstLine="420" w:firstLineChars="0"/>
+        <w:rPr>
           <w:rFonts w:hint="default" w:asciiTheme="minorEastAsia" w:hAnsiTheme="minorEastAsia" w:cstheme="minorEastAsia"/>
           <w:b w:val="0"/>
           <w:bCs w:val="0"/>
@@ -412,19 +440,6 @@
           <w:lang w:val="en-US" w:eastAsia="zh-CN"/>
         </w:rPr>
       </w:pPr>
-      <w:r>
-        <w:rPr>
-          <w:rFonts w:hint="eastAsia" w:asciiTheme="minorEastAsia" w:hAnsiTheme="minorEastAsia" w:cstheme="minorEastAsia"/>
-          <w:b w:val="0"/>
-          <w:bCs w:val="0"/>
-          <w:sz w:val="24"/>
-          <w:szCs w:val="24"/>
-          <w:lang w:val="en-US" w:eastAsia="zh-CN"/>
-        </w:rPr>
-        <w:t>这样设计函数就可以很容易的封装了，需要注意的是调用时记得要用取地址符号‘&amp;’,在函数里用参数时要记得普通变量带上“*”,结构体则用“-&gt;”;</w:t>
-      </w:r>
-      <w:bookmarkStart w:id="0" w:name="_GoBack"/>
-      <w:bookmarkEnd w:id="0"/>
     </w:p>
     <w:p>
       <w:pPr>
@@ -751,7 +766,7 @@
         </w:numPr>
         <w:ind w:firstLine="420" w:firstLineChars="0"/>
         <w:rPr>
-          <w:rFonts w:hint="default" w:asciiTheme="minorEastAsia" w:hAnsiTheme="minorEastAsia" w:cstheme="minorEastAsia"/>
+          <w:rFonts w:hint="eastAsia" w:asciiTheme="minorEastAsia" w:hAnsiTheme="minorEastAsia" w:cstheme="minorEastAsia"/>
           <w:b w:val="0"/>
           <w:bCs w:val="0"/>
           <w:sz w:val="24"/>
@@ -781,6 +796,263 @@
         </w:rPr>
         <w:t>WorkMode_t这个_t一般是命名时类型变量都这样命名表示type</w:t>
       </w:r>
+    </w:p>
+    <w:p>
+      <w:pPr>
+        <w:numPr>
+          <w:ilvl w:val="0"/>
+          <w:numId w:val="0"/>
+        </w:numPr>
+        <w:ind w:firstLine="420" w:firstLineChars="0"/>
+        <w:rPr>
+          <w:rFonts w:hint="eastAsia" w:asciiTheme="minorEastAsia" w:hAnsiTheme="minorEastAsia" w:cstheme="minorEastAsia"/>
+          <w:b w:val="0"/>
+          <w:bCs w:val="0"/>
+          <w:sz w:val="24"/>
+          <w:szCs w:val="24"/>
+          <w:lang w:val="en-US" w:eastAsia="zh-CN"/>
+        </w:rPr>
+      </w:pPr>
+    </w:p>
+    <w:p>
+      <w:pPr>
+        <w:numPr>
+          <w:ilvl w:val="0"/>
+          <w:numId w:val="1"/>
+        </w:numPr>
+        <w:ind w:left="0" w:leftChars="0" w:firstLine="0" w:firstLineChars="0"/>
+        <w:rPr>
+          <w:rFonts w:hint="eastAsia" w:asciiTheme="minorEastAsia" w:hAnsiTheme="minorEastAsia" w:cstheme="minorEastAsia"/>
+          <w:b/>
+          <w:bCs/>
+          <w:sz w:val="24"/>
+          <w:szCs w:val="24"/>
+          <w:lang w:val="en-US" w:eastAsia="zh-CN"/>
+        </w:rPr>
+      </w:pPr>
+      <w:r>
+        <w:rPr>
+          <w:rFonts w:hint="eastAsia" w:asciiTheme="minorEastAsia" w:hAnsiTheme="minorEastAsia" w:cstheme="minorEastAsia"/>
+          <w:b/>
+          <w:bCs/>
+          <w:sz w:val="24"/>
+          <w:szCs w:val="24"/>
+          <w:lang w:val="en-US" w:eastAsia="zh-CN"/>
+        </w:rPr>
+        <w:t>指针地址保护：</w:t>
+      </w:r>
+    </w:p>
+    <w:p>
+      <w:pPr>
+        <w:numPr>
+          <w:numId w:val="0"/>
+        </w:numPr>
+        <w:ind w:leftChars="0" w:firstLine="420" w:firstLineChars="0"/>
+        <w:rPr>
+          <w:rFonts w:hint="eastAsia" w:asciiTheme="minorEastAsia" w:hAnsiTheme="minorEastAsia" w:cstheme="minorEastAsia"/>
+          <w:b w:val="0"/>
+          <w:bCs w:val="0"/>
+          <w:sz w:val="24"/>
+          <w:szCs w:val="24"/>
+          <w:lang w:val="en-US" w:eastAsia="zh-CN"/>
+        </w:rPr>
+      </w:pPr>
+      <w:r>
+        <w:rPr>
+          <w:rFonts w:hint="eastAsia" w:asciiTheme="minorEastAsia" w:hAnsiTheme="minorEastAsia" w:cstheme="minorEastAsia"/>
+          <w:b w:val="0"/>
+          <w:bCs w:val="0"/>
+          <w:sz w:val="24"/>
+          <w:szCs w:val="24"/>
+          <w:lang w:val="en-US" w:eastAsia="zh-CN"/>
+        </w:rPr>
+        <w:t>最近碰到一个比较罕见的bug，指针赋值导致指针地址错误。平常一般直接赋值或者函数实参直接赋值都不会有问题。但是碰到了下面这些情况：</w:t>
+      </w:r>
+    </w:p>
+    <w:p>
+      <w:pPr>
+        <w:numPr>
+          <w:ilvl w:val="0"/>
+          <w:numId w:val="2"/>
+        </w:numPr>
+        <w:ind w:leftChars="0" w:firstLine="420" w:firstLineChars="0"/>
+        <w:rPr>
+          <w:rFonts w:hint="eastAsia" w:asciiTheme="minorEastAsia" w:hAnsiTheme="minorEastAsia" w:cstheme="minorEastAsia"/>
+          <w:b w:val="0"/>
+          <w:bCs w:val="0"/>
+          <w:sz w:val="24"/>
+          <w:szCs w:val="24"/>
+          <w:lang w:val="en-US" w:eastAsia="zh-CN"/>
+        </w:rPr>
+      </w:pPr>
+      <w:r>
+        <w:rPr>
+          <w:rFonts w:hint="eastAsia" w:asciiTheme="minorEastAsia" w:hAnsiTheme="minorEastAsia" w:cstheme="minorEastAsia"/>
+          <w:b w:val="0"/>
+          <w:bCs w:val="0"/>
+          <w:sz w:val="24"/>
+          <w:szCs w:val="24"/>
+          <w:lang w:val="en-US" w:eastAsia="zh-CN"/>
+        </w:rPr>
+        <w:t>给指针赋值的是一个黑盒函数，你并不知道函数里要运行多少数据；</w:t>
+      </w:r>
+    </w:p>
+    <w:p>
+      <w:pPr>
+        <w:numPr>
+          <w:ilvl w:val="0"/>
+          <w:numId w:val="2"/>
+        </w:numPr>
+        <w:ind w:leftChars="0" w:firstLine="420" w:firstLineChars="0"/>
+        <w:rPr>
+          <w:rFonts w:hint="default" w:asciiTheme="minorEastAsia" w:hAnsiTheme="minorEastAsia" w:cstheme="minorEastAsia"/>
+          <w:b w:val="0"/>
+          <w:bCs w:val="0"/>
+          <w:sz w:val="24"/>
+          <w:szCs w:val="24"/>
+          <w:lang w:val="en-US" w:eastAsia="zh-CN"/>
+        </w:rPr>
+      </w:pPr>
+      <w:r>
+        <w:rPr>
+          <w:rFonts w:hint="eastAsia" w:asciiTheme="minorEastAsia" w:hAnsiTheme="minorEastAsia" w:cstheme="minorEastAsia"/>
+          <w:b w:val="0"/>
+          <w:bCs w:val="0"/>
+          <w:sz w:val="24"/>
+          <w:szCs w:val="24"/>
+          <w:lang w:val="en-US" w:eastAsia="zh-CN"/>
+        </w:rPr>
+        <w:t>给指针赋值的函数要进行AI算法，图像处理之类的比较吃内存的函数；</w:t>
+      </w:r>
+    </w:p>
+    <w:p>
+      <w:pPr>
+        <w:numPr>
+          <w:ilvl w:val="0"/>
+          <w:numId w:val="2"/>
+        </w:numPr>
+        <w:ind w:leftChars="0" w:firstLine="420" w:firstLineChars="0"/>
+        <w:rPr>
+          <w:rFonts w:hint="default" w:asciiTheme="minorEastAsia" w:hAnsiTheme="minorEastAsia" w:cstheme="minorEastAsia"/>
+          <w:b w:val="0"/>
+          <w:bCs w:val="0"/>
+          <w:sz w:val="24"/>
+          <w:szCs w:val="24"/>
+          <w:lang w:val="en-US" w:eastAsia="zh-CN"/>
+        </w:rPr>
+      </w:pPr>
+      <w:r>
+        <w:rPr>
+          <w:rFonts w:hint="eastAsia" w:asciiTheme="minorEastAsia" w:hAnsiTheme="minorEastAsia" w:cstheme="minorEastAsia"/>
+          <w:b w:val="0"/>
+          <w:bCs w:val="0"/>
+          <w:sz w:val="24"/>
+          <w:szCs w:val="24"/>
+          <w:lang w:val="en-US" w:eastAsia="zh-CN"/>
+        </w:rPr>
+        <w:t>带有大量动态内存分布或者递归比较深的函数。</w:t>
+      </w:r>
+    </w:p>
+    <w:p>
+      <w:pPr>
+        <w:numPr>
+          <w:numId w:val="0"/>
+        </w:numPr>
+        <w:rPr>
+          <w:rFonts w:hint="default" w:asciiTheme="minorEastAsia" w:hAnsiTheme="minorEastAsia" w:cstheme="minorEastAsia"/>
+          <w:b w:val="0"/>
+          <w:bCs w:val="0"/>
+          <w:sz w:val="24"/>
+          <w:szCs w:val="24"/>
+          <w:lang w:val="en-US" w:eastAsia="zh-CN"/>
+        </w:rPr>
+      </w:pPr>
+      <w:r>
+        <w:rPr>
+          <w:rFonts w:hint="eastAsia" w:asciiTheme="minorEastAsia" w:hAnsiTheme="minorEastAsia" w:cstheme="minorEastAsia"/>
+          <w:b w:val="0"/>
+          <w:bCs w:val="0"/>
+          <w:sz w:val="24"/>
+          <w:szCs w:val="24"/>
+          <w:lang w:val="en-US" w:eastAsia="zh-CN"/>
+        </w:rPr>
+        <w:t>碰到这些就需要保护一下这个地址了，不然一不小心越界把地址踩坏了程序就卡死了多定义一个局部变量如下，这样即使res被破坏最后赋值也会重新覆盖：</w:t>
+      </w:r>
+      <w:r>
+        <w:rPr>
+          <w:rFonts w:hint="default" w:asciiTheme="minorEastAsia" w:hAnsiTheme="minorEastAsia" w:cstheme="minorEastAsia"/>
+          <w:b w:val="0"/>
+          <w:bCs w:val="0"/>
+          <w:sz w:val="24"/>
+          <w:szCs w:val="24"/>
+          <w:lang w:val="en-US" w:eastAsia="zh-CN"/>
+        </w:rPr>
+        <w:drawing>
+          <wp:inline distT="0" distB="0" distL="114300" distR="114300">
+            <wp:extent cx="5273040" cy="812165"/>
+            <wp:effectExtent l="0" t="0" r="10160" b="635"/>
+            <wp:docPr id="6" name="图片 6" descr="PixPin_2026-04-14_10-59-56"/>
+            <wp:cNvGraphicFramePr>
+              <a:graphicFrameLocks xmlns:a="http://schemas.openxmlformats.org/drawingml/2006/main" noChangeAspect="1"/>
+            </wp:cNvGraphicFramePr>
+            <a:graphic xmlns:a="http://schemas.openxmlformats.org/drawingml/2006/main">
+              <a:graphicData uri="http://schemas.openxmlformats.org/drawingml/2006/picture">
+                <pic:pic xmlns:pic="http://schemas.openxmlformats.org/drawingml/2006/picture">
+                  <pic:nvPicPr>
+                    <pic:cNvPr id="6" name="图片 6" descr="PixPin_2026-04-14_10-59-56"/>
+                    <pic:cNvPicPr>
+                      <a:picLocks noChangeAspect="1"/>
+                    </pic:cNvPicPr>
+                  </pic:nvPicPr>
+                  <pic:blipFill>
+                    <a:blip r:embed="rId9"/>
+                    <a:stretch>
+                      <a:fillRect/>
+                    </a:stretch>
+                  </pic:blipFill>
+                  <pic:spPr>
+                    <a:xfrm>
+                      <a:off x="0" y="0"/>
+                      <a:ext cx="5273040" cy="812165"/>
+                    </a:xfrm>
+                    <a:prstGeom prst="rect">
+                      <a:avLst/>
+                    </a:prstGeom>
+                  </pic:spPr>
+                </pic:pic>
+              </a:graphicData>
+            </a:graphic>
+          </wp:inline>
+        </w:drawing>
+      </w:r>
+    </w:p>
+    <w:p>
+      <w:pPr>
+        <w:numPr>
+          <w:numId w:val="0"/>
+        </w:numPr>
+        <w:rPr>
+          <w:rFonts w:hint="default" w:asciiTheme="minorEastAsia" w:hAnsiTheme="minorEastAsia" w:cstheme="minorEastAsia"/>
+          <w:b w:val="0"/>
+          <w:bCs w:val="0"/>
+          <w:sz w:val="24"/>
+          <w:szCs w:val="24"/>
+          <w:lang w:val="en-US" w:eastAsia="zh-CN"/>
+        </w:rPr>
+      </w:pPr>
+      <w:r>
+        <w:rPr>
+          <w:rFonts w:hint="eastAsia" w:asciiTheme="minorEastAsia" w:hAnsiTheme="minorEastAsia" w:cstheme="minorEastAsia"/>
+          <w:b w:val="0"/>
+          <w:bCs w:val="0"/>
+          <w:sz w:val="24"/>
+          <w:szCs w:val="24"/>
+          <w:lang w:val="en-US" w:eastAsia="zh-CN"/>
+        </w:rPr>
+        <w:t>当然这是治标不治本的方法，这个能越界只能说明给函数的栈不够大。</w:t>
+      </w:r>
+      <w:bookmarkStart w:id="0" w:name="_GoBack"/>
+      <w:bookmarkEnd w:id="0"/>
     </w:p>
     <w:sectPr>
       <w:pgSz w:w="11906" w:h="16838"/>
@@ -806,8 +1078,23 @@
       <w:lvlJc w:val="left"/>
     </w:lvl>
   </w:abstractNum>
+  <w:abstractNum w:abstractNumId="1">
+    <w:nsid w:val="66492233"/>
+    <w:multiLevelType w:val="singleLevel"/>
+    <w:tmpl w:val="66492233"/>
+    <w:lvl w:ilvl="0" w:tentative="0">
+      <w:start w:val="1"/>
+      <w:numFmt w:val="decimal"/>
+      <w:suff w:val="nothing"/>
+      <w:lvlText w:val="（%1）"/>
+      <w:lvlJc w:val="left"/>
+    </w:lvl>
+  </w:abstractNum>
   <w:num w:numId="1">
     <w:abstractNumId w:val="0"/>
+  </w:num>
+  <w:num w:numId="2">
+    <w:abstractNumId w:val="1"/>
   </w:num>
 </w:numbering>
 </file>
